--- a/report/system-designer_report.docx
+++ b/report/system-designer_report.docx
@@ -59,7 +59,7 @@
                 <w:color w:val="C9A227"/>
                 <w:sz w:val="26"/>
               </w:rPr>
-              <w:t>Technical Report  ·  v0.1.0</w:t>
+              <w:t>Technical Report  ·  v0.2.0</w:t>
               <w:br/>
             </w:r>
           </w:p>
@@ -91,7 +91,7 @@
           <w:color w:val="7D8CA0"/>
           <w:sz w:val="20"/>
         </w:rPr>
-        <w:t>architecture · 13-phase orchestration · modules · audit &amp; compliance · calibration discipline · HITL governance</w:t>
+        <w:t>architecture · 17-phase orchestration (v0.2.0) · modules · context curation · feedback learning · adaptive audit · audit &amp; compliance · calibration · HITL governance</w:t>
       </w:r>
     </w:p>
     <w:p>
@@ -204,7 +204,7 @@
                 <w:color w:val="0E2A47"/>
                 <w:sz w:val="20"/>
               </w:rPr>
-              <w:t>May 2026</w:t>
+              <w:t>May 2026  (v0.2.0 update)</w:t>
             </w:r>
           </w:p>
         </w:tc>
@@ -230,7 +230,7 @@
                 <w:color w:val="0E2A47"/>
                 <w:sz w:val="20"/>
               </w:rPr>
-              <w:t>0.1.0</w:t>
+              <w:t>0.2.0</w:t>
             </w:r>
           </w:p>
         </w:tc>
@@ -450,7 +450,7 @@
           <w:color w:val="3A4A5E"/>
           <w:sz w:val="20"/>
         </w:rPr>
-        <w:t xml:space="preserve">       4.2  The 13-Phase Orchestration</w:t>
+        <w:t xml:space="preserve">       4.2  The 17-Phase Orchestration  (v0.2.0)</w:t>
       </w:r>
     </w:p>
     <w:p>
@@ -685,7 +685,7 @@
           <w:color w:val="0E2A47"/>
           <w:sz w:val="22"/>
         </w:rPr>
-        <w:t>6.  Conclusions</w:t>
+        <w:t>6.  v0.2.0 Extensions</w:t>
       </w:r>
       <w:r>
         <w:tab/>
@@ -708,11 +708,91 @@
       </w:pPr>
       <w:r>
         <w:rPr>
+          <w:b w:val="0"/>
+          <w:color w:val="3A4A5E"/>
+          <w:sz w:val="20"/>
+        </w:rPr>
+        <w:t xml:space="preserve">       6.1  Phase 1.5 · Context Curator</w:t>
+      </w:r>
+    </w:p>
+    <w:p>
+      <w:pPr>
+        <w:tabs>
+          <w:tab w:pos="8787" w:val="right"/>
+        </w:tabs>
+        <w:spacing w:after="40"/>
+      </w:pPr>
+      <w:r>
+        <w:rPr>
+          <w:b w:val="0"/>
+          <w:color w:val="3A4A5E"/>
+          <w:sz w:val="20"/>
+        </w:rPr>
+        <w:t xml:space="preserve">       6.2  Phase 11.5 · Data Flow Validator + Simulation Agent</w:t>
+      </w:r>
+    </w:p>
+    <w:p>
+      <w:pPr>
+        <w:tabs>
+          <w:tab w:pos="8787" w:val="right"/>
+        </w:tabs>
+        <w:spacing w:after="40"/>
+      </w:pPr>
+      <w:r>
+        <w:rPr>
+          <w:b w:val="0"/>
+          <w:color w:val="3A4A5E"/>
+          <w:sz w:val="20"/>
+        </w:rPr>
+        <w:t xml:space="preserve">       6.3  Phase 13.5 · Feedback Learning Loop</w:t>
+      </w:r>
+    </w:p>
+    <w:p>
+      <w:pPr>
+        <w:tabs>
+          <w:tab w:pos="8787" w:val="right"/>
+        </w:tabs>
+        <w:spacing w:after="40"/>
+      </w:pPr>
+      <w:r>
+        <w:rPr>
+          <w:b w:val="0"/>
+          <w:color w:val="3A4A5E"/>
+          <w:sz w:val="20"/>
+        </w:rPr>
+        <w:t xml:space="preserve">       6.4  Phase 13.7 · Improvement Jury (5 specialist axes)</w:t>
+      </w:r>
+    </w:p>
+    <w:p>
+      <w:pPr>
+        <w:tabs>
+          <w:tab w:pos="8787" w:val="right"/>
+        </w:tabs>
+        <w:spacing w:after="40"/>
+      </w:pPr>
+      <w:r>
+        <w:rPr>
+          <w:b w:val="0"/>
+          <w:color w:val="3A4A5E"/>
+          <w:sz w:val="20"/>
+        </w:rPr>
+        <w:t xml:space="preserve">       6.5  Cross-phase · Adaptive Audit Meta-Validator</w:t>
+      </w:r>
+    </w:p>
+    <w:p>
+      <w:pPr>
+        <w:tabs>
+          <w:tab w:pos="8787" w:val="right"/>
+        </w:tabs>
+        <w:spacing w:after="40"/>
+      </w:pPr>
+      <w:r>
+        <w:rPr>
           <w:b/>
           <w:color w:val="0E2A47"/>
           <w:sz w:val="22"/>
         </w:rPr>
-        <w:t>7.  Strengths and Limitations</w:t>
+        <w:t>7.  Conclusions</w:t>
       </w:r>
       <w:r>
         <w:tab/>
@@ -723,7 +803,34 @@
           <w:color w:val="0E2A47"/>
           <w:sz w:val="20"/>
         </w:rPr>
-        <w:t>23</w:t>
+        <w:t>32</w:t>
+      </w:r>
+    </w:p>
+    <w:p>
+      <w:pPr>
+        <w:tabs>
+          <w:tab w:pos="8787" w:val="right"/>
+        </w:tabs>
+        <w:spacing w:after="40"/>
+      </w:pPr>
+      <w:r>
+        <w:rPr>
+          <w:b/>
+          <w:color w:val="0E2A47"/>
+          <w:sz w:val="22"/>
+        </w:rPr>
+        <w:t>8.  Strengths and Limitations</w:t>
+      </w:r>
+      <w:r>
+        <w:tab/>
+      </w:r>
+      <w:r>
+        <w:rPr>
+          <w:b/>
+          <w:color w:val="0E2A47"/>
+          <w:sz w:val="20"/>
+        </w:rPr>
+        <w:t>33</w:t>
       </w:r>
     </w:p>
     <w:p>
@@ -739,7 +846,7 @@
           <w:color w:val="3A4A5E"/>
           <w:sz w:val="20"/>
         </w:rPr>
-        <w:t xml:space="preserve">       7.1  Strengths</w:t>
+        <w:t xml:space="preserve">       8.1  Strengths</w:t>
       </w:r>
     </w:p>
     <w:p>
@@ -755,7 +862,7 @@
           <w:color w:val="3A4A5E"/>
           <w:sz w:val="20"/>
         </w:rPr>
-        <w:t xml:space="preserve">       7.2  Limitations</w:t>
+        <w:t xml:space="preserve">       8.2  Limitations</w:t>
       </w:r>
     </w:p>
     <w:p>
@@ -771,7 +878,7 @@
           <w:color w:val="3A4A5E"/>
           <w:sz w:val="20"/>
         </w:rPr>
-        <w:t xml:space="preserve">       7.3  Need for Domain-Specific Review and Validation</w:t>
+        <w:t xml:space="preserve">       8.3  Need for Domain-Specific Review and Validation</w:t>
       </w:r>
     </w:p>
     <w:p>
@@ -787,7 +894,7 @@
           <w:color w:val="0E2A47"/>
           <w:sz w:val="22"/>
         </w:rPr>
-        <w:t>8.  Final Conclusion</w:t>
+        <w:t>9.  Final Conclusion</w:t>
       </w:r>
       <w:r>
         <w:tab/>
@@ -798,7 +905,7 @@
           <w:color w:val="0E2A47"/>
           <w:sz w:val="20"/>
         </w:rPr>
-        <w:t>26</w:t>
+        <w:t>36</w:t>
       </w:r>
     </w:p>
     <w:p>
@@ -810,11 +917,11 @@
       </w:pPr>
       <w:r>
         <w:rPr>
-          <w:b/>
-          <w:color w:val="0E2A47"/>
-          <w:sz w:val="22"/>
+          <w:b w:val="0"/>
+          <w:color w:val="3A4A5E"/>
+          <w:sz w:val="20"/>
         </w:rPr>
-        <w:t>9.  References</w:t>
+        <w:t>10. References</w:t>
       </w:r>
       <w:r>
         <w:tab/>
@@ -825,7 +932,7 @@
           <w:color w:val="0E2A47"/>
           <w:sz w:val="20"/>
         </w:rPr>
-        <w:t>27</w:t>
+        <w:t>37</w:t>
       </w:r>
     </w:p>
     <w:p>
@@ -1093,7 +1200,7 @@
           <w:color w:val="1A1A1A"/>
           <w:sz w:val="21"/>
         </w:rPr>
-        <w:t xml:space="preserve"> 13-phase state machine, with two inviolable HITL gates; resumable per current_phase pointer.</w:t>
+        <w:t xml:space="preserve"> 17-phase state machine in v0.2.0 (extended from 13 base phases by inserting 1.5 context_setup, 11.5 structural_consistency, 13.5 feedback_session, 13.7 improvement_audit), with two inviolable HITL gates plus mandatory HITL at 13.5 / 13.7; resumable per current_phase pointer.</w:t>
       </w:r>
     </w:p>
     <w:p>
@@ -1159,7 +1266,29 @@
           <w:color w:val="1A1A1A"/>
           <w:sz w:val="21"/>
         </w:rPr>
-        <w:t xml:space="preserve"> Default 3 independent auditors with distinct personas (risk-SME, ML-lead, security-lead). Meta-jury aggregates with confidence weighting; dissent always escalates to HITL.</w:t>
+        <w:t xml:space="preserve"> Default 3 independent auditors with distinct personas (risk-SME, ML-lead, security-lead) for the legacy v0.1.0 audit topology, plus the v0.2.0 fixed 5-axis improvement jury at 13.7 and the cross-phase adaptive_audit_meta engine that composes 3–10 dynamic auditors per task or session via prompt-architect. Dissent always escalates to HITL.</w:t>
+      </w:r>
+    </w:p>
+    <w:p>
+      <w:pPr>
+        <w:pStyle w:val="ListBullet"/>
+        <w:spacing w:after="40"/>
+        <w:ind w:left="340"/>
+      </w:pPr>
+      <w:r>
+        <w:rPr>
+          <w:b/>
+          <w:color w:val="0E2A47"/>
+          <w:sz w:val="21"/>
+        </w:rPr>
+        <w:t xml:space="preserve">v0.2.0 additions · </w:t>
+      </w:r>
+      <w:r>
+        <w:rPr>
+          <w:color w:val="1A1A1A"/>
+          <w:sz w:val="21"/>
+        </w:rPr>
+        <w:t xml:space="preserve"> v0.2.0 introduces a calibrated source corpus before the interview (phase 1.5), a structural-consistency check with simulation agent (phase 11.5), and a SQLite + Markdown feedback-learning loop with per-correction HITL Y/N before any system improvement merges.</w:t>
       </w:r>
     </w:p>
     <w:p>
@@ -1174,7 +1303,7 @@
           <w:color w:val="1A1A1A"/>
           <w:sz w:val="22"/>
         </w:rPr>
-        <w:t>The deliverable for any invocation is a complete child-system tree with: child orchestrator contract (CLAUDE.md), 17-section SDD specification, architecture document with mermaid diagrams, audited prompt suite, fresh-fetched library docs, 30-AIE seeded error catalog, 13-sheet audit Excel, scientific report templates, and a hand-off document. The generator self-validates through 10 tests covering portability, calibration, schema, prompt-floor compliance, and EU AI Act mapping completeness.</w:t>
+        <w:t>The deliverable for any invocation is a complete child-system tree with: child orchestrator contract (CLAUDE.md), 17-section SDD specification, architecture document with mermaid diagrams, audited prompt suite, fresh-fetched library docs, 30-AIE seeded error catalog, 13-sheet audit Excel, scientific report templates, and a hand-off document. v0.2.0 adds the context corpus, data-flow validation snapshots, the corrections database with auto-rendered Markdown mirror, the improvement-audit consensus reports, and per-task / per-session adaptive audit panels. The generator self-validates through 16 deterministic tests covering portability, calibration, schema, prompt-floor compliance, EU AI Act mapping completeness, v0.2.0 prompts, v0.2.0 references, the SQLite schema, the 5-axis discipline, and the n_auditors range.</w:t>
       </w:r>
     </w:p>
     <w:p>
@@ -2167,7 +2296,7 @@
           <w:color w:val="0E2A47"/>
           <w:sz w:val="32"/>
         </w:rPr>
-        <w:t>4.2  The 13-Phase Orchestration</w:t>
+        <w:t>4.2  The 17-Phase Orchestration  (v0.2.0)</w:t>
       </w:r>
     </w:p>
     <w:p>
@@ -2182,7 +2311,7 @@
           <w:color w:val="1A1A1A"/>
           <w:sz w:val="22"/>
         </w:rPr>
-        <w:t>The master orchestrator at prompts/00_master_orchestrator.md owns a 13-phase finite state machine. Phases are idempotent by construction (re-running a phase overwrites its output deterministically). Every phase writes to tracking/project.json#current_phase before returning, making the orchestrator resumable.</w:t>
+        <w:t>The master orchestrator at prompts/00_master_orchestrator.md owns a 17-phase finite state machine in v0.2.0 (extended from the original 13-phase v0.1.0 architecture). Phases are idempotent by construction (re-running a phase overwrites its output deterministically). Every phase writes to tracking/project.json#current_phase before returning, making the orchestrator resumable. Four new phases (1.5 / 11.5 / 13.5 / 13.7) are inserted at fixed points, plus a cross-phase adaptive_audit_meta hook that fires at the end of every task and every session. The original 13 phases are preserved verbatim; section §6 covers the additions in detail. Backward compatibility is available via SystemSpec.compatibility.v0_1_0=true (legacy 13-phase mode).</w:t>
       </w:r>
     </w:p>
     <w:p>
@@ -2235,7 +2364,60 @@
           <w:color w:val="3A4A5E"/>
           <w:sz w:val="19"/>
         </w:rPr>
-        <w:t>Figure 2 · 13-phase orchestration. Linear progression from read-context through hand-off, with two blocking HITL gates (red).</w:t>
+        <w:t>Figure 2 · Original 13-phase orchestration (v0.1.0). Linear progression from read-context through hand-off, with two blocking HITL gates (red). The v0.2.0 extensions are summarised in Figure 11.</w:t>
+      </w:r>
+    </w:p>
+    <w:p>
+      <w:pPr>
+        <w:jc w:val="center"/>
+      </w:pPr>
+      <w:r>
+        <w:drawing>
+          <wp:inline xmlns:a="http://schemas.openxmlformats.org/drawingml/2006/main" xmlns:pic="http://schemas.openxmlformats.org/drawingml/2006/picture">
+            <wp:extent cx="5943600" cy="3639879"/>
+            <wp:docPr id="3" name="Picture 3"/>
+            <wp:cNvGraphicFramePr>
+              <a:graphicFrameLocks noChangeAspect="1"/>
+            </wp:cNvGraphicFramePr>
+            <a:graphic>
+              <a:graphicData uri="http://schemas.openxmlformats.org/drawingml/2006/picture">
+                <pic:pic>
+                  <pic:nvPicPr>
+                    <pic:cNvPr id="0" name="11_v02_phase_map.png"/>
+                    <pic:cNvPicPr/>
+                  </pic:nvPicPr>
+                  <pic:blipFill>
+                    <a:blip r:embed="rId11"/>
+                    <a:stretch>
+                      <a:fillRect/>
+                    </a:stretch>
+                  </pic:blipFill>
+                  <pic:spPr>
+                    <a:xfrm>
+                      <a:off x="0" y="0"/>
+                      <a:ext cx="5943600" cy="3639879"/>
+                    </a:xfrm>
+                    <a:prstGeom prst="rect"/>
+                  </pic:spPr>
+                </pic:pic>
+              </a:graphicData>
+            </a:graphic>
+          </wp:inline>
+        </w:drawing>
+      </w:r>
+    </w:p>
+    <w:p>
+      <w:pPr>
+        <w:spacing w:before="40" w:after="280"/>
+        <w:jc w:val="center"/>
+      </w:pPr>
+      <w:r>
+        <w:rPr>
+          <w:i/>
+          <w:color w:val="3A4A5E"/>
+          <w:sz w:val="19"/>
+        </w:rPr>
+        <w:t>Figure 11 · v0.2.0 17-phase orchestration. Four new phases (gold ring): 1.5 context_setup, 11.5 structural_consistency, 13.5 feedback_session, 13.7 improvement_audit. The bottom band represents the cross-phase adaptive_audit_meta hook that fires at the end of every task and every session.</w:t>
       </w:r>
     </w:p>
     <w:p>
@@ -2291,7 +2473,7 @@
         <w:drawing>
           <wp:inline xmlns:a="http://schemas.openxmlformats.org/drawingml/2006/main" xmlns:pic="http://schemas.openxmlformats.org/drawingml/2006/picture">
             <wp:extent cx="5943600" cy="2397434"/>
-            <wp:docPr id="3" name="Picture 3"/>
+            <wp:docPr id="4" name="Picture 4"/>
             <wp:cNvGraphicFramePr>
               <a:graphicFrameLocks noChangeAspect="1"/>
             </wp:cNvGraphicFramePr>
@@ -2303,7 +2485,7 @@
                     <pic:cNvPicPr/>
                   </pic:nvPicPr>
                   <pic:blipFill>
-                    <a:blip r:embed="rId11"/>
+                    <a:blip r:embed="rId12"/>
                     <a:stretch>
                       <a:fillRect/>
                     </a:stretch>
@@ -2427,7 +2609,7 @@
         <w:drawing>
           <wp:inline xmlns:a="http://schemas.openxmlformats.org/drawingml/2006/main" xmlns:pic="http://schemas.openxmlformats.org/drawingml/2006/picture">
             <wp:extent cx="5943600" cy="3945751"/>
-            <wp:docPr id="4" name="Picture 4"/>
+            <wp:docPr id="5" name="Picture 5"/>
             <wp:cNvGraphicFramePr>
               <a:graphicFrameLocks noChangeAspect="1"/>
             </wp:cNvGraphicFramePr>
@@ -2436,122 +2618,6 @@
                 <pic:pic>
                   <pic:nvPicPr>
                     <pic:cNvPr id="0" name="03_modules.png"/>
-                    <pic:cNvPicPr/>
-                  </pic:nvPicPr>
-                  <pic:blipFill>
-                    <a:blip r:embed="rId12"/>
-                    <a:stretch>
-                      <a:fillRect/>
-                    </a:stretch>
-                  </pic:blipFill>
-                  <pic:spPr>
-                    <a:xfrm>
-                      <a:off x="0" y="0"/>
-                      <a:ext cx="5943600" cy="3945751"/>
-                    </a:xfrm>
-                    <a:prstGeom prst="rect"/>
-                  </pic:spPr>
-                </pic:pic>
-              </a:graphicData>
-            </a:graphic>
-          </wp:inline>
-        </w:drawing>
-      </w:r>
-    </w:p>
-    <w:p>
-      <w:pPr>
-        <w:spacing w:before="40" w:after="280"/>
-        <w:jc w:val="center"/>
-      </w:pPr>
-      <w:r>
-        <w:rPr>
-          <w:i/>
-          <w:color w:val="3A4A5E"/>
-          <w:sz w:val="19"/>
-        </w:rPr>
-        <w:t>Figure 4 · Module map around the master orchestrator. Each module updates tracking/ on every relevant action (P5 living documentation).</w:t>
-      </w:r>
-    </w:p>
-    <w:p>
-      <w:pPr>
-        <w:keepNext/>
-        <w:spacing w:before="240" w:after="240"/>
-      </w:pPr>
-      <w:r>
-        <w:rPr>
-          <w:rFonts w:ascii="Calibri" w:hAnsi="Calibri"/>
-          <w:b/>
-          <w:color w:val="0E2A47"/>
-          <w:sz w:val="32"/>
-        </w:rPr>
-        <w:t>5.1  Master Orchestrator</w:t>
-      </w:r>
-    </w:p>
-    <w:p>
-      <w:pPr>
-        <w:spacing w:after="160" w:line="312" w:lineRule="auto"/>
-        <w:jc w:val="both"/>
-      </w:pPr>
-      <w:r>
-        <w:rPr>
-          <w:b w:val="0"/>
-          <w:i w:val="0"/>
-          <w:color w:val="1A1A1A"/>
-          <w:sz w:val="22"/>
-        </w:rPr>
-        <w:t>File: prompts/00_master_orchestrator.md. Tier: Complex (46 tags), exceeding the 30-tag mandatory floor. Self-audited at G9=A level via the prompt-architect.</w:t>
-      </w:r>
-    </w:p>
-    <w:p>
-      <w:pPr>
-        <w:spacing w:after="160" w:line="312" w:lineRule="auto"/>
-        <w:jc w:val="both"/>
-      </w:pPr>
-      <w:r>
-        <w:rPr>
-          <w:b w:val="0"/>
-          <w:i w:val="0"/>
-          <w:color w:val="1A1A1A"/>
-          <w:sz w:val="22"/>
-        </w:rPr>
-        <w:t>The master is the conductor. It owns the 13-phase state machine, holds the HITL gates, dispatches every other specialist prompt, and aggregates KPIs. No other prompt has cross-phase awareness. If you delete the master, the generator stops; if you delete any other prompt, the corresponding phase is skipped but the others still run.</w:t>
-      </w:r>
-    </w:p>
-    <w:p>
-      <w:pPr>
-        <w:spacing w:before="160" w:after="200"/>
-        <w:ind w:left="227" w:right="227"/>
-        <w:shd w:val="clear" w:color="auto" w:fill="eaf2f8"/>
-        <w:pBdr>
-          <w:left w:val="single" w:sz="24" w:space="4" w:color="0a6e7a"/>
-        </w:pBdr>
-      </w:pPr>
-      <w:r>
-        <w:rPr>
-          <w:i/>
-          <w:color w:val="3A4A5E"/>
-          <w:sz w:val="21"/>
-        </w:rPr>
-        <w:t>Architectural rationale: keeping cross-phase state in one place makes the orchestrator auditable and the specialists unit-testable in isolation. Independence is paid for in clarity, not duplicated state.</w:t>
-      </w:r>
-    </w:p>
-    <w:p>
-      <w:pPr>
-        <w:jc w:val="center"/>
-      </w:pPr>
-      <w:r>
-        <w:drawing>
-          <wp:inline xmlns:a="http://schemas.openxmlformats.org/drawingml/2006/main" xmlns:pic="http://schemas.openxmlformats.org/drawingml/2006/picture">
-            <wp:extent cx="5943600" cy="3945751"/>
-            <wp:docPr id="5" name="Picture 5"/>
-            <wp:cNvGraphicFramePr>
-              <a:graphicFrameLocks noChangeAspect="1"/>
-            </wp:cNvGraphicFramePr>
-            <a:graphic>
-              <a:graphicData uri="http://schemas.openxmlformats.org/drawingml/2006/picture">
-                <pic:pic>
-                  <pic:nvPicPr>
-                    <pic:cNvPr id="0" name="04_dataflow.png"/>
                     <pic:cNvPicPr/>
                   </pic:nvPicPr>
                   <pic:blipFill>
@@ -2585,6 +2651,122 @@
           <w:color w:val="3A4A5E"/>
           <w:sz w:val="19"/>
         </w:rPr>
+        <w:t>Figure 4 · Module map around the master orchestrator. Each module updates tracking/ on every relevant action (P5 living documentation).</w:t>
+      </w:r>
+    </w:p>
+    <w:p>
+      <w:pPr>
+        <w:keepNext/>
+        <w:spacing w:before="240" w:after="240"/>
+      </w:pPr>
+      <w:r>
+        <w:rPr>
+          <w:rFonts w:ascii="Calibri" w:hAnsi="Calibri"/>
+          <w:b/>
+          <w:color w:val="0E2A47"/>
+          <w:sz w:val="32"/>
+        </w:rPr>
+        <w:t>5.1  Master Orchestrator</w:t>
+      </w:r>
+    </w:p>
+    <w:p>
+      <w:pPr>
+        <w:spacing w:after="160" w:line="312" w:lineRule="auto"/>
+        <w:jc w:val="both"/>
+      </w:pPr>
+      <w:r>
+        <w:rPr>
+          <w:b w:val="0"/>
+          <w:i w:val="0"/>
+          <w:color w:val="1A1A1A"/>
+          <w:sz w:val="22"/>
+        </w:rPr>
+        <w:t>File: prompts/00_master_orchestrator.md. Tier: Complex (46 tags), exceeding the 30-tag mandatory floor. Self-audited at G9=A level via the prompt-architect.</w:t>
+      </w:r>
+    </w:p>
+    <w:p>
+      <w:pPr>
+        <w:spacing w:after="160" w:line="312" w:lineRule="auto"/>
+        <w:jc w:val="both"/>
+      </w:pPr>
+      <w:r>
+        <w:rPr>
+          <w:b w:val="0"/>
+          <w:i w:val="0"/>
+          <w:color w:val="1A1A1A"/>
+          <w:sz w:val="22"/>
+        </w:rPr>
+        <w:t>The master is the conductor. It owns the 13-phase state machine, holds the HITL gates, dispatches every other specialist prompt, and aggregates KPIs. No other prompt has cross-phase awareness. If you delete the master, the generator stops; if you delete any other prompt, the corresponding phase is skipped but the others still run.</w:t>
+      </w:r>
+    </w:p>
+    <w:p>
+      <w:pPr>
+        <w:spacing w:before="160" w:after="200"/>
+        <w:ind w:left="227" w:right="227"/>
+        <w:shd w:val="clear" w:color="auto" w:fill="eaf2f8"/>
+        <w:pBdr>
+          <w:left w:val="single" w:sz="24" w:space="4" w:color="0a6e7a"/>
+        </w:pBdr>
+      </w:pPr>
+      <w:r>
+        <w:rPr>
+          <w:i/>
+          <w:color w:val="3A4A5E"/>
+          <w:sz w:val="21"/>
+        </w:rPr>
+        <w:t>Architectural rationale: keeping cross-phase state in one place makes the orchestrator auditable and the specialists unit-testable in isolation. Independence is paid for in clarity, not duplicated state.</w:t>
+      </w:r>
+    </w:p>
+    <w:p>
+      <w:pPr>
+        <w:jc w:val="center"/>
+      </w:pPr>
+      <w:r>
+        <w:drawing>
+          <wp:inline xmlns:a="http://schemas.openxmlformats.org/drawingml/2006/main" xmlns:pic="http://schemas.openxmlformats.org/drawingml/2006/picture">
+            <wp:extent cx="5943600" cy="3945751"/>
+            <wp:docPr id="6" name="Picture 6"/>
+            <wp:cNvGraphicFramePr>
+              <a:graphicFrameLocks noChangeAspect="1"/>
+            </wp:cNvGraphicFramePr>
+            <a:graphic>
+              <a:graphicData uri="http://schemas.openxmlformats.org/drawingml/2006/picture">
+                <pic:pic>
+                  <pic:nvPicPr>
+                    <pic:cNvPr id="0" name="04_dataflow.png"/>
+                    <pic:cNvPicPr/>
+                  </pic:nvPicPr>
+                  <pic:blipFill>
+                    <a:blip r:embed="rId14"/>
+                    <a:stretch>
+                      <a:fillRect/>
+                    </a:stretch>
+                  </pic:blipFill>
+                  <pic:spPr>
+                    <a:xfrm>
+                      <a:off x="0" y="0"/>
+                      <a:ext cx="5943600" cy="3945751"/>
+                    </a:xfrm>
+                    <a:prstGeom prst="rect"/>
+                  </pic:spPr>
+                </pic:pic>
+              </a:graphicData>
+            </a:graphic>
+          </wp:inline>
+        </w:drawing>
+      </w:r>
+    </w:p>
+    <w:p>
+      <w:pPr>
+        <w:spacing w:before="40" w:after="280"/>
+        <w:jc w:val="center"/>
+      </w:pPr>
+      <w:r>
+        <w:rPr>
+          <w:i/>
+          <w:color w:val="3A4A5E"/>
+          <w:sz w:val="19"/>
+        </w:rPr>
         <w:t>Figure 5 · End-to-end data flow as a sequence diagram. The user appears at the boundaries (intent + HITL gates); the master orchestrator routes everything in between.</w:t>
       </w:r>
     </w:p>
@@ -2626,7 +2808,7 @@
         <w:drawing>
           <wp:inline xmlns:a="http://schemas.openxmlformats.org/drawingml/2006/main" xmlns:pic="http://schemas.openxmlformats.org/drawingml/2006/picture">
             <wp:extent cx="5943600" cy="3217178"/>
-            <wp:docPr id="6" name="Picture 6"/>
+            <wp:docPr id="7" name="Picture 7"/>
             <wp:cNvGraphicFramePr>
               <a:graphicFrameLocks noChangeAspect="1"/>
             </wp:cNvGraphicFramePr>
@@ -2638,7 +2820,7 @@
                     <pic:cNvPicPr/>
                   </pic:nvPicPr>
                   <pic:blipFill>
-                    <a:blip r:embed="rId14"/>
+                    <a:blip r:embed="rId15"/>
                     <a:stretch>
                       <a:fillRect/>
                     </a:stretch>
@@ -3014,7 +3196,7 @@
         <w:drawing>
           <wp:inline xmlns:a="http://schemas.openxmlformats.org/drawingml/2006/main" xmlns:pic="http://schemas.openxmlformats.org/drawingml/2006/picture">
             <wp:extent cx="5943600" cy="2450145"/>
-            <wp:docPr id="7" name="Picture 7"/>
+            <wp:docPr id="8" name="Picture 8"/>
             <wp:cNvGraphicFramePr>
               <a:graphicFrameLocks noChangeAspect="1"/>
             </wp:cNvGraphicFramePr>
@@ -3026,7 +3208,7 @@
                     <pic:cNvPicPr/>
                   </pic:nvPicPr>
                   <pic:blipFill>
-                    <a:blip r:embed="rId15"/>
+                    <a:blip r:embed="rId16"/>
                     <a:stretch>
                       <a:fillRect/>
                     </a:stretch>
@@ -3302,7 +3484,7 @@
         <w:drawing>
           <wp:inline xmlns:a="http://schemas.openxmlformats.org/drawingml/2006/main" xmlns:pic="http://schemas.openxmlformats.org/drawingml/2006/picture">
             <wp:extent cx="5943600" cy="3758827"/>
-            <wp:docPr id="8" name="Picture 8"/>
+            <wp:docPr id="9" name="Picture 9"/>
             <wp:cNvGraphicFramePr>
               <a:graphicFrameLocks noChangeAspect="1"/>
             </wp:cNvGraphicFramePr>
@@ -3314,7 +3496,7 @@
                     <pic:cNvPicPr/>
                   </pic:nvPicPr>
                   <pic:blipFill>
-                    <a:blip r:embed="rId16"/>
+                    <a:blip r:embed="rId17"/>
                     <a:stretch>
                       <a:fillRect/>
                     </a:stretch>
@@ -3370,7 +3552,7 @@
         <w:drawing>
           <wp:inline xmlns:a="http://schemas.openxmlformats.org/drawingml/2006/main" xmlns:pic="http://schemas.openxmlformats.org/drawingml/2006/picture">
             <wp:extent cx="5943600" cy="3217178"/>
-            <wp:docPr id="9" name="Picture 9"/>
+            <wp:docPr id="10" name="Picture 10"/>
             <wp:cNvGraphicFramePr>
               <a:graphicFrameLocks noChangeAspect="1"/>
             </wp:cNvGraphicFramePr>
@@ -3382,7 +3564,7 @@
                     <pic:cNvPicPr/>
                   </pic:nvPicPr>
                   <pic:blipFill>
-                    <a:blip r:embed="rId17"/>
+                    <a:blip r:embed="rId18"/>
                     <a:stretch>
                       <a:fillRect/>
                     </a:stretch>
@@ -3539,7 +3721,7 @@
         <w:drawing>
           <wp:inline xmlns:a="http://schemas.openxmlformats.org/drawingml/2006/main" xmlns:pic="http://schemas.openxmlformats.org/drawingml/2006/picture">
             <wp:extent cx="5943600" cy="2671894"/>
-            <wp:docPr id="10" name="Picture 10"/>
+            <wp:docPr id="11" name="Picture 11"/>
             <wp:cNvGraphicFramePr>
               <a:graphicFrameLocks noChangeAspect="1"/>
             </wp:cNvGraphicFramePr>
@@ -3551,7 +3733,7 @@
                     <pic:cNvPicPr/>
                   </pic:nvPicPr>
                   <pic:blipFill>
-                    <a:blip r:embed="rId18"/>
+                    <a:blip r:embed="rId19"/>
                     <a:stretch>
                       <a:fillRect/>
                     </a:stretch>
@@ -3739,7 +3921,1048 @@
           <w:color w:val="0E2A47"/>
           <w:sz w:val="48"/>
         </w:rPr>
-        <w:t>6. Conclusions</w:t>
+        <w:t>6. v0.2.0 Extensions</w:t>
+      </w:r>
+    </w:p>
+    <w:p>
+      <w:pPr>
+        <w:spacing w:after="160" w:line="312" w:lineRule="auto"/>
+        <w:jc w:val="both"/>
+      </w:pPr>
+      <w:r>
+        <w:rPr>
+          <w:b w:val="0"/>
+          <w:i w:val="0"/>
+          <w:color w:val="1A1A1A"/>
+          <w:sz w:val="22"/>
+        </w:rPr>
+        <w:t>Version 0.2.0 inserts four new phases at fixed points in the 13-phase base architecture and adds a cross-phase hook that fires at the end of every task and every session. The additions address three operational gaps observed in pilot v0.1.0 runs: (a) the absence of a calibrated, project-specific knowledge corpus before the interview phase; (b) the lack of a structural-consistency check between scaffolding and Gate #2; and (c) the absence of a lifelong-learning loop that captures human feedback after handoff and audits any system improvement before merge. All five extensions inherit the five core principles (P1–P5) and compose every emitted prompt via prompt-architect.</w:t>
+      </w:r>
+    </w:p>
+    <w:p>
+      <w:pPr>
+        <w:spacing w:before="160" w:after="200"/>
+        <w:ind w:left="227" w:right="227"/>
+        <w:shd w:val="clear" w:color="auto" w:fill="eaf2f8"/>
+        <w:pBdr>
+          <w:left w:val="single" w:sz="24" w:space="4" w:color="0a6e7a"/>
+        </w:pBdr>
+      </w:pPr>
+      <w:r>
+        <w:rPr>
+          <w:i/>
+          <w:color w:val="3A4A5E"/>
+          <w:sz w:val="21"/>
+        </w:rPr>
+        <w:t>Calibration of this section · ~85% confidence on the design choices (anchored to v0.2.0 self-test suite at 12 PASS / 0 FAIL); ~75% confidence on the long-term fit of the calibrated thresholds (15 corrections / 70% confidence floor / 80% APPROVED ratio) since they are calibrated against a small pilot set and may need adjustment after wider use.</w:t>
+      </w:r>
+    </w:p>
+    <w:p>
+      <w:pPr>
+        <w:keepNext/>
+        <w:spacing w:before="240" w:after="240"/>
+      </w:pPr>
+      <w:r>
+        <w:rPr>
+          <w:rFonts w:ascii="Calibri" w:hAnsi="Calibri"/>
+          <w:b/>
+          <w:color w:val="0E2A47"/>
+          <w:sz w:val="32"/>
+        </w:rPr>
+        <w:t>6.1  Phase 1.5 · Context Curator</w:t>
+      </w:r>
+    </w:p>
+    <w:p>
+      <w:pPr>
+        <w:spacing w:after="160" w:line="312" w:lineRule="auto"/>
+        <w:jc w:val="both"/>
+      </w:pPr>
+      <w:r>
+        <w:rPr>
+          <w:b w:val="0"/>
+          <w:i w:val="0"/>
+          <w:color w:val="1A1A1A"/>
+          <w:sz w:val="22"/>
+        </w:rPr>
+        <w:t>Inserted between read_context (phase 1) and interview (phase 2). Builds the project's task-specific knowledge corpus before any planning happens. Sources include implementation guides, legislation when applicable, non-library documentation, peer-reviewed papers, expert blogs, forum threads, and curated internet opinions. Each source carries a calibrated confidence percentage drawn from a 10-category taxonomy (legislation_official 95–99% · regulator_implementation_guide 88–95% · standards_body_doc 85–92% · vendor_official_docs 85–92% · peer_reviewed_paper 80–90% · industry_standard_doc 80–90% · expert_blog 60–75% · forum_discussion 30–50% · internet_opinion_general 20–50% · user_uploaded_doc 80% overridable). Library documentation is explicitly out of scope here — that remains phase 7's domain.</w:t>
+      </w:r>
+    </w:p>
+    <w:p>
+      <w:pPr>
+        <w:spacing w:after="160" w:line="312" w:lineRule="auto"/>
+        <w:jc w:val="both"/>
+      </w:pPr>
+      <w:r>
+        <w:rPr>
+          <w:b w:val="0"/>
+          <w:i w:val="0"/>
+          <w:color w:val="1A1A1A"/>
+          <w:sz w:val="22"/>
+        </w:rPr>
+        <w:t>The fetch tool ladder tries mcp.playwright (recommended) first, then plain fetch(), then emits a download_recommendations.md row asking the user to upload sources the AI cannot reach (paywalled, login-gated, or locally stored). The mandatory HITL fetch-plan approval before any network call protects against accidental over-collection. The corpus is living: the child orchestrator inherits the curator and re-runs it at every session boundary in living_update mode. Pruning is deterministic and bounded — only sources with confidence ≤50% AND a tested-unhelpful flag from the session log are eligible. Sources are never pruned solely on age.</w:t>
+      </w:r>
+    </w:p>
+    <w:p>
+      <w:pPr>
+        <w:pStyle w:val="ListBullet"/>
+        <w:spacing w:after="40"/>
+        <w:ind w:left="340"/>
+      </w:pPr>
+      <w:r>
+        <w:rPr>
+          <w:b/>
+          <w:color w:val="0E2A47"/>
+          <w:sz w:val="21"/>
+        </w:rPr>
+        <w:t xml:space="preserve">Outputs · </w:t>
+      </w:r>
+      <w:r>
+        <w:rPr>
+          <w:color w:val="1A1A1A"/>
+          <w:sz w:val="21"/>
+        </w:rPr>
+        <w:t>≈30 invariants enforced via per-source manifest.json and the consult_websites.md / download_recommendations.md split.</w:t>
+      </w:r>
+    </w:p>
+    <w:p>
+      <w:pPr>
+        <w:pStyle w:val="ListBullet"/>
+        <w:spacing w:after="40"/>
+        <w:ind w:left="340"/>
+      </w:pPr>
+      <w:r>
+        <w:rPr>
+          <w:b/>
+          <w:color w:val="0E2A47"/>
+          <w:sz w:val="21"/>
+        </w:rPr>
+        <w:t xml:space="preserve">Conservativeness · </w:t>
+      </w:r>
+      <w:r>
+        <w:rPr>
+          <w:color w:val="1A1A1A"/>
+          <w:sz w:val="21"/>
+        </w:rPr>
+        <w:t>Internet opinions default to consult_websites_only=true unless the user opts in (protects against drift).</w:t>
+      </w:r>
+    </w:p>
+    <w:p>
+      <w:pPr>
+        <w:pStyle w:val="ListBullet"/>
+        <w:spacing w:after="40"/>
+        <w:ind w:left="340"/>
+      </w:pPr>
+      <w:r>
+        <w:rPr>
+          <w:b/>
+          <w:color w:val="0E2A47"/>
+          <w:sz w:val="21"/>
+        </w:rPr>
+        <w:t xml:space="preserve">Provenance · </w:t>
+      </w:r>
+      <w:r>
+        <w:rPr>
+          <w:color w:val="1A1A1A"/>
+          <w:sz w:val="21"/>
+        </w:rPr>
+        <w:t>Failed fetches are recorded with the full fallback chain in the manifest, never silently dropped.</w:t>
+      </w:r>
+    </w:p>
+    <w:p>
+      <w:pPr>
+        <w:keepNext/>
+        <w:spacing w:before="240" w:after="240"/>
+      </w:pPr>
+      <w:r>
+        <w:rPr>
+          <w:rFonts w:ascii="Calibri" w:hAnsi="Calibri"/>
+          <w:b/>
+          <w:color w:val="0E2A47"/>
+          <w:sz w:val="32"/>
+        </w:rPr>
+        <w:t>6.2  Phase 11.5 · Data Flow Validator + Simulation Agent</w:t>
+      </w:r>
+    </w:p>
+    <w:p>
+      <w:pPr>
+        <w:spacing w:after="160" w:line="312" w:lineRule="auto"/>
+        <w:jc w:val="both"/>
+      </w:pPr>
+      <w:r>
+        <w:rPr>
+          <w:b w:val="0"/>
+          <w:i w:val="0"/>
+          <w:color w:val="1A1A1A"/>
+          <w:sz w:val="22"/>
+        </w:rPr>
+        <w:t>Inserted between reflection (phase 11) and Gate #2 (phase 12). Captures a structural snapshot of the freshly-scaffolded child tree and dispatches n ∈ [3, 10] specialist validators plus one mandatory simulation agent. The validator count is task-driven by a calibrated formula:</w:t>
+      </w:r>
+    </w:p>
+    <w:p>
+      <w:pPr>
+        <w:spacing w:before="160" w:after="200"/>
+        <w:ind w:left="227" w:right="227"/>
+        <w:shd w:val="clear" w:color="auto" w:fill="eaf2f8"/>
+        <w:pBdr>
+          <w:left w:val="single" w:sz="24" w:space="4" w:color="0e2a47"/>
+        </w:pBdr>
+      </w:pPr>
+      <w:r>
+        <w:rPr>
+          <w:i/>
+          <w:color w:val="3A4A5E"/>
+          <w:sz w:val="21"/>
+        </w:rPr>
+        <w:t>n_validators = clamp(3, ceil(artifacts/30) + ceil((100−audit%)/20) + (eu_risk==high ? 2 : 0), 10)</w:t>
+      </w:r>
+    </w:p>
+    <w:p>
+      <w:pPr>
+        <w:spacing w:after="160" w:line="312" w:lineRule="auto"/>
+        <w:jc w:val="both"/>
+      </w:pPr>
+      <w:r>
+        <w:rPr>
+          <w:b w:val="0"/>
+          <w:i w:val="0"/>
+          <w:color w:val="1A1A1A"/>
+          <w:sz w:val="22"/>
+        </w:rPr>
+        <w:t>Validator personas are drawn from a menu of ten specialised lenses: data_lineage_auditor, memory_consistency_auditor, intercom_auditor, schema_integrity_auditor, lifecycle_auditor, calibration_consistency_auditor, portability_consistency_auditor, error_catalog_drift_auditor, and eu_act_traceability_auditor. The first three are the floor; the rest are added by the formula based on importance signals. Every validator is composed fresh via prompt-architect (P4) and runs in parallel when the runtime supports it; sequential fallback is documented in the consolidated report.</w:t>
+      </w:r>
+    </w:p>
+    <w:p>
+      <w:pPr>
+        <w:spacing w:after="160" w:line="312" w:lineRule="auto"/>
+        <w:jc w:val="both"/>
+      </w:pPr>
+      <w:r>
+        <w:rPr>
+          <w:b w:val="0"/>
+          <w:i w:val="0"/>
+          <w:color w:val="1A1A1A"/>
+          <w:sz w:val="22"/>
+        </w:rPr>
+        <w:t>The simulation agent is non-optional (P3 does not apply to phase 11.5). It runs five synthetic scenarios as dry-run traces against the just-scaffolded child tree: (S1) resumability — verify that an interrupt at phase 5 leads to unambiguous resumption from tracking/project.json#current_phase; (S2) library-doc fetch failure — walk the fallback ladder and confirm it ends at OFFLINE.md without aborting; (S3) jury dissent preservation — inject conflicting auditor verdicts and confirm dissent surfaces (not averaged); (S4) calibration drift — inject an 'always' token and confirm the regex + LLM scan both fire; (S5) atomic-write race — sample five writes from observations.jsonl and confirm each shows the tmp_path → final_path pattern.</w:t>
+      </w:r>
+    </w:p>
+    <w:p>
+      <w:pPr>
+        <w:spacing w:after="160" w:line="312" w:lineRule="auto"/>
+        <w:jc w:val="both"/>
+      </w:pPr>
+      <w:r>
+        <w:rPr>
+          <w:b w:val="0"/>
+          <w:i w:val="0"/>
+          <w:color w:val="1A1A1A"/>
+          <w:sz w:val="22"/>
+        </w:rPr>
+        <w:t>The consistency score is derived deterministically:</w:t>
+      </w:r>
+    </w:p>
+    <w:p>
+      <w:pPr>
+        <w:spacing w:before="160" w:after="200"/>
+        <w:ind w:left="227" w:right="227"/>
+        <w:shd w:val="clear" w:color="auto" w:fill="eaf2f8"/>
+        <w:pBdr>
+          <w:left w:val="single" w:sz="24" w:space="4" w:color="0e2a47"/>
+        </w:pBdr>
+      </w:pPr>
+      <w:r>
+        <w:rPr>
+          <w:i/>
+          <w:color w:val="3A4A5E"/>
+          <w:sz w:val="21"/>
+        </w:rPr>
+        <w:t>score = 100 − 5×dissents − 3×low_confidence_findings − 2×partial_status − 10×any_failed_simulation</w:t>
+        <w:br/>
+        <w:t xml:space="preserve">         clamp [0, 100]</w:t>
+        <w:br/>
+        <w:t>score &lt; 80  →  Gate #2 escalation (no auto-pass)</w:t>
+      </w:r>
+    </w:p>
+    <w:p>
+      <w:pPr>
+        <w:keepNext/>
+        <w:spacing w:before="240" w:after="240"/>
+      </w:pPr>
+      <w:r>
+        <w:rPr>
+          <w:rFonts w:ascii="Calibri" w:hAnsi="Calibri"/>
+          <w:b/>
+          <w:color w:val="0E2A47"/>
+          <w:sz w:val="32"/>
+        </w:rPr>
+        <w:t>6.3  Phase 13.5 · Feedback Learning Loop</w:t>
+      </w:r>
+    </w:p>
+    <w:p>
+      <w:pPr>
+        <w:spacing w:after="160" w:line="312" w:lineRule="auto"/>
+        <w:jc w:val="both"/>
+      </w:pPr>
+      <w:r>
+        <w:rPr>
+          <w:b w:val="0"/>
+          <w:i w:val="0"/>
+          <w:color w:val="1A1A1A"/>
+          <w:sz w:val="22"/>
+        </w:rPr>
+        <w:t>Fires at the very end of every fully-audited session, immediately after handoff. The loop captures human feedback as free text, classifies each correction under a calibrated taxonomy (severity × category × recurrence + confidence percentage), and persists to a hybrid SQLite + Markdown store. The DB is authoritative; the MD mirror is regenerated from the DB at the end of every run, so the two never drift.</w:t>
+      </w:r>
+    </w:p>
+    <w:p>
+      <w:pPr>
+        <w:jc w:val="center"/>
+      </w:pPr>
+      <w:r>
+        <w:drawing>
+          <wp:inline xmlns:a="http://schemas.openxmlformats.org/drawingml/2006/main" xmlns:pic="http://schemas.openxmlformats.org/drawingml/2006/picture">
+            <wp:extent cx="5943600" cy="3446289"/>
+            <wp:docPr id="12" name="Picture 12"/>
+            <wp:cNvGraphicFramePr>
+              <a:graphicFrameLocks noChangeAspect="1"/>
+            </wp:cNvGraphicFramePr>
+            <a:graphic>
+              <a:graphicData uri="http://schemas.openxmlformats.org/drawingml/2006/picture">
+                <pic:pic>
+                  <pic:nvPicPr>
+                    <pic:cNvPr id="0" name="12_v02_feedback_loop.png"/>
+                    <pic:cNvPicPr/>
+                  </pic:nvPicPr>
+                  <pic:blipFill>
+                    <a:blip r:embed="rId20"/>
+                    <a:stretch>
+                      <a:fillRect/>
+                    </a:stretch>
+                  </pic:blipFill>
+                  <pic:spPr>
+                    <a:xfrm>
+                      <a:off x="0" y="0"/>
+                      <a:ext cx="5943600" cy="3446289"/>
+                    </a:xfrm>
+                    <a:prstGeom prst="rect"/>
+                  </pic:spPr>
+                </pic:pic>
+              </a:graphicData>
+            </a:graphic>
+          </wp:inline>
+        </w:drawing>
+      </w:r>
+    </w:p>
+    <w:p>
+      <w:pPr>
+        <w:spacing w:before="40" w:after="280"/>
+        <w:jc w:val="center"/>
+      </w:pPr>
+      <w:r>
+        <w:rPr>
+          <w:i/>
+          <w:color w:val="3A4A5E"/>
+          <w:sz w:val="19"/>
+        </w:rPr>
+        <w:t>Figure 12 · Feedback learning loop. User feedback flows through auto-classification (severity × category × recurrence with confidence%), then a per-correction HITL prompt asks 'should the system learn from this? [Y / N / SKIP]'. Persistence is dual: SQLite + FTS5 for indexed search and threshold counting; Markdown mirror for git-diff visibility. When the pending learn-Y counter reaches the threshold (default 15) or the user types TRIGGER, an improvement_proposal.md is emitted and phase 13.7 is signalled. No source change merges without explicit human approval at phase 13.7.</w:t>
+      </w:r>
+    </w:p>
+    <w:p>
+      <w:pPr>
+        <w:spacing w:after="160" w:line="312" w:lineRule="auto"/>
+        <w:jc w:val="both"/>
+      </w:pPr>
+      <w:r>
+        <w:rPr>
+          <w:b w:val="0"/>
+          <w:i w:val="0"/>
+          <w:color w:val="1A1A1A"/>
+          <w:sz w:val="22"/>
+        </w:rPr>
+        <w:t>The per-correction HITL block is the design decision that protects the system against noise pollution. After every correction is classified, the user sees a one-screen summary and answers Y / N / SKIP. The system never defaults this field — every value reflects an explicit human keystroke. Y promotes the row to the improvement queue; N records it for traceability only; SKIP defers it to the next session. The threshold rule then becomes deterministic: when the count of (learn_in_system=Y AND status=pending_review) reaches learn_threshold (default 15) — or when the user types TRIGGER — the system emits feedback_learning/improvement_proposal.md and signals phase 13.7.</w:t>
+      </w:r>
+    </w:p>
+    <w:p>
+      <w:pPr>
+        <w:spacing w:after="160" w:line="312" w:lineRule="auto"/>
+        <w:jc w:val="both"/>
+      </w:pPr>
+      <w:r>
+        <w:rPr>
+          <w:b w:val="0"/>
+          <w:i w:val="0"/>
+          <w:color w:val="1A1A1A"/>
+          <w:sz w:val="22"/>
+        </w:rPr>
+        <w:t>The taxonomy itself is calibrated. Severity is one of {info, warn, error, critical}. Category is one of nine buckets (calibration, portability, memory, prompt_architect, HITL, EU_AI_Act, tooling, documentation, other). Recurrence is one of {one_off, recurring (FTS5 hits ≥2), systemic (≥4 hits OR cross-category cluster)}. A recurring hit on the same feedback signature across sessions automatically promotes the row's recurrence field, feeding the importance score that downstream improvements consider.</w:t>
+      </w:r>
+    </w:p>
+    <w:p>
+      <w:pPr>
+        <w:keepNext/>
+        <w:spacing w:before="240" w:after="240"/>
+      </w:pPr>
+      <w:r>
+        <w:rPr>
+          <w:rFonts w:ascii="Calibri" w:hAnsi="Calibri"/>
+          <w:b/>
+          <w:color w:val="0E2A47"/>
+          <w:sz w:val="32"/>
+        </w:rPr>
+        <w:t>6.4  Phase 13.7 · Improvement Jury (5 Specialist Axes)</w:t>
+      </w:r>
+    </w:p>
+    <w:p>
+      <w:pPr>
+        <w:spacing w:after="160" w:line="312" w:lineRule="auto"/>
+        <w:jc w:val="both"/>
+      </w:pPr>
+      <w:r>
+        <w:rPr>
+          <w:b w:val="0"/>
+          <w:i w:val="0"/>
+          <w:color w:val="1A1A1A"/>
+          <w:sz w:val="22"/>
+        </w:rPr>
+        <w:t>When phase 13.5 emits an improvement proposal, phase 13.7 audits it along five fixed axes in parallel. The fixed-five design is intentional: these are the axes that protect the system's invariants regardless of what the proposal touches.</w:t>
+      </w:r>
+    </w:p>
+    <w:p>
+      <w:pPr>
+        <w:jc w:val="center"/>
+      </w:pPr>
+      <w:r>
+        <w:drawing>
+          <wp:inline xmlns:a="http://schemas.openxmlformats.org/drawingml/2006/main" xmlns:pic="http://schemas.openxmlformats.org/drawingml/2006/picture">
+            <wp:extent cx="5943600" cy="3544517"/>
+            <wp:docPr id="13" name="Picture 13"/>
+            <wp:cNvGraphicFramePr>
+              <a:graphicFrameLocks noChangeAspect="1"/>
+            </wp:cNvGraphicFramePr>
+            <a:graphic>
+              <a:graphicData uri="http://schemas.openxmlformats.org/drawingml/2006/picture">
+                <pic:pic>
+                  <pic:nvPicPr>
+                    <pic:cNvPr id="0" name="14_v02_improvement_jury.png"/>
+                    <pic:cNvPicPr/>
+                  </pic:nvPicPr>
+                  <pic:blipFill>
+                    <a:blip r:embed="rId21"/>
+                    <a:stretch>
+                      <a:fillRect/>
+                    </a:stretch>
+                  </pic:blipFill>
+                  <pic:spPr>
+                    <a:xfrm>
+                      <a:off x="0" y="0"/>
+                      <a:ext cx="5943600" cy="3544517"/>
+                    </a:xfrm>
+                    <a:prstGeom prst="rect"/>
+                  </pic:spPr>
+                </pic:pic>
+              </a:graphicData>
+            </a:graphic>
+          </wp:inline>
+        </w:drawing>
+      </w:r>
+    </w:p>
+    <w:p>
+      <w:pPr>
+        <w:spacing w:before="40" w:after="280"/>
+        <w:jc w:val="center"/>
+      </w:pPr>
+      <w:r>
+        <w:rPr>
+          <w:i/>
+          <w:color w:val="3A4A5E"/>
+          <w:sz w:val="19"/>
+        </w:rPr>
+        <w:t>Figure 13 · Improvement jury topology. Five specialist auditors run in parallel (regression, calibration, portability, eu_ai_act_drift, memory_integrity). Each emits a verdict with confidence%. The consensus rule is confidence-weighted but dissent-respecting: any reject ≥70% blocks; any dissent surfaces; ≥4 approve with mean conf ≥75% approves; everything else is AMBIGUOUS. The HITL gate at the end is mandatory regardless of batch verdict — there is no auto-merge.</w:t>
+      </w:r>
+    </w:p>
+    <w:tbl>
+      <w:tblPr>
+        <w:tblW w:type="auto" w:w="0"/>
+        <w:jc w:val="center"/>
+        <w:tblLayout w:type="fixed"/>
+        <w:tblLook w:firstColumn="1" w:firstRow="1" w:lastColumn="0" w:lastRow="0" w:noHBand="0" w:noVBand="1" w:val="04A0"/>
+      </w:tblPr>
+      <w:tblGrid>
+        <w:gridCol w:w="4706"/>
+        <w:gridCol w:w="4706"/>
+      </w:tblGrid>
+      <w:tr>
+        <w:tc>
+          <w:tcPr>
+            <w:tcW w:type="dxa" w:w="2304"/>
+            <w:shd w:val="clear" w:color="auto" w:fill="0e2a47"/>
+            <w:vAlign w:val="center"/>
+            <w:tcBorders>
+              <w:top w:val="single" w:sz="6" w:space="0" w:color="0e2a47"/>
+              <w:left w:val="single" w:sz="6" w:space="0" w:color="0e2a47"/>
+              <w:bottom w:val="single" w:sz="6" w:space="0" w:color="0e2a47"/>
+              <w:right w:val="single" w:sz="6" w:space="0" w:color="0e2a47"/>
+            </w:tcBorders>
+          </w:tcPr>
+          <w:p>
+            <w:pPr>
+              <w:spacing w:before="80" w:after="80"/>
+            </w:pPr>
+            <w:r>
+              <w:rPr>
+                <w:b/>
+                <w:color w:val="FFFFFF"/>
+                <w:sz w:val="20"/>
+              </w:rPr>
+              <w:t>Axis</w:t>
+            </w:r>
+          </w:p>
+        </w:tc>
+        <w:tc>
+          <w:tcPr>
+            <w:tcW w:type="dxa" w:w="7200"/>
+            <w:shd w:val="clear" w:color="auto" w:fill="0e2a47"/>
+            <w:vAlign w:val="center"/>
+            <w:tcBorders>
+              <w:top w:val="single" w:sz="6" w:space="0" w:color="0e2a47"/>
+              <w:left w:val="single" w:sz="6" w:space="0" w:color="0e2a47"/>
+              <w:bottom w:val="single" w:sz="6" w:space="0" w:color="0e2a47"/>
+              <w:right w:val="single" w:sz="6" w:space="0" w:color="0e2a47"/>
+            </w:tcBorders>
+          </w:tcPr>
+          <w:p>
+            <w:pPr>
+              <w:spacing w:before="80" w:after="80"/>
+            </w:pPr>
+            <w:r>
+              <w:rPr>
+                <w:b/>
+                <w:color w:val="FFFFFF"/>
+                <w:sz w:val="20"/>
+              </w:rPr>
+              <w:t>What it protects</w:t>
+            </w:r>
+          </w:p>
+        </w:tc>
+      </w:tr>
+      <w:tr>
+        <w:tc>
+          <w:tcPr>
+            <w:tcW w:type="dxa" w:w="2304"/>
+            <w:vAlign w:val="center"/>
+            <w:shd w:val="clear" w:color="auto" w:fill="eaf2f8"/>
+            <w:tcBorders>
+              <w:top w:val="single" w:sz="4" w:space="0" w:color="cccccc"/>
+              <w:left w:val="single" w:sz="4" w:space="0" w:color="cccccc"/>
+              <w:bottom w:val="single" w:sz="4" w:space="0" w:color="cccccc"/>
+              <w:right w:val="single" w:sz="4" w:space="0" w:color="cccccc"/>
+            </w:tcBorders>
+          </w:tcPr>
+          <w:p>
+            <w:pPr>
+              <w:spacing w:before="60" w:after="60"/>
+            </w:pPr>
+            <w:r>
+              <w:rPr>
+                <w:color w:val="1A1A1A"/>
+                <w:sz w:val="19"/>
+              </w:rPr>
+              <w:t>regression</w:t>
+            </w:r>
+          </w:p>
+        </w:tc>
+        <w:tc>
+          <w:tcPr>
+            <w:tcW w:type="dxa" w:w="7200"/>
+            <w:vAlign w:val="center"/>
+            <w:shd w:val="clear" w:color="auto" w:fill="eaf2f8"/>
+            <w:tcBorders>
+              <w:top w:val="single" w:sz="4" w:space="0" w:color="cccccc"/>
+              <w:left w:val="single" w:sz="4" w:space="0" w:color="cccccc"/>
+              <w:bottom w:val="single" w:sz="4" w:space="0" w:color="cccccc"/>
+              <w:right w:val="single" w:sz="4" w:space="0" w:color="cccccc"/>
+            </w:tcBorders>
+          </w:tcPr>
+          <w:p>
+            <w:pPr>
+              <w:spacing w:before="60" w:after="60"/>
+            </w:pPr>
+            <w:r>
+              <w:rPr>
+                <w:color w:val="1A1A1A"/>
+                <w:sz w:val="19"/>
+              </w:rPr>
+              <w:t>no AIE-NNN re-introduced; no phase-11.5 invariant broken; no prior consolidated row reverted to dissent</w:t>
+            </w:r>
+          </w:p>
+        </w:tc>
+      </w:tr>
+      <w:tr>
+        <w:tc>
+          <w:tcPr>
+            <w:tcW w:type="dxa" w:w="2304"/>
+            <w:vAlign w:val="center"/>
+            <w:tcBorders>
+              <w:top w:val="single" w:sz="4" w:space="0" w:color="cccccc"/>
+              <w:left w:val="single" w:sz="4" w:space="0" w:color="cccccc"/>
+              <w:bottom w:val="single" w:sz="4" w:space="0" w:color="cccccc"/>
+              <w:right w:val="single" w:sz="4" w:space="0" w:color="cccccc"/>
+            </w:tcBorders>
+          </w:tcPr>
+          <w:p>
+            <w:pPr>
+              <w:spacing w:before="60" w:after="60"/>
+            </w:pPr>
+            <w:r>
+              <w:rPr>
+                <w:color w:val="1A1A1A"/>
+                <w:sz w:val="19"/>
+              </w:rPr>
+              <w:t>calibration</w:t>
+            </w:r>
+          </w:p>
+        </w:tc>
+        <w:tc>
+          <w:tcPr>
+            <w:tcW w:type="dxa" w:w="7200"/>
+            <w:vAlign w:val="center"/>
+            <w:tcBorders>
+              <w:top w:val="single" w:sz="4" w:space="0" w:color="cccccc"/>
+              <w:left w:val="single" w:sz="4" w:space="0" w:color="cccccc"/>
+              <w:bottom w:val="single" w:sz="4" w:space="0" w:color="cccccc"/>
+              <w:right w:val="single" w:sz="4" w:space="0" w:color="cccccc"/>
+            </w:tcBorders>
+          </w:tcPr>
+          <w:p>
+            <w:pPr>
+              <w:spacing w:before="60" w:after="60"/>
+            </w:pPr>
+            <w:r>
+              <w:rPr>
+                <w:color w:val="1A1A1A"/>
+                <w:sz w:val="19"/>
+              </w:rPr>
+              <w:t>P2 preserved; no forbidden tokens introduced; existing % bands not weakened</w:t>
+            </w:r>
+          </w:p>
+        </w:tc>
+      </w:tr>
+      <w:tr>
+        <w:tc>
+          <w:tcPr>
+            <w:tcW w:type="dxa" w:w="2304"/>
+            <w:vAlign w:val="center"/>
+            <w:shd w:val="clear" w:color="auto" w:fill="eaf2f8"/>
+            <w:tcBorders>
+              <w:top w:val="single" w:sz="4" w:space="0" w:color="cccccc"/>
+              <w:left w:val="single" w:sz="4" w:space="0" w:color="cccccc"/>
+              <w:bottom w:val="single" w:sz="4" w:space="0" w:color="cccccc"/>
+              <w:right w:val="single" w:sz="4" w:space="0" w:color="cccccc"/>
+            </w:tcBorders>
+          </w:tcPr>
+          <w:p>
+            <w:pPr>
+              <w:spacing w:before="60" w:after="60"/>
+            </w:pPr>
+            <w:r>
+              <w:rPr>
+                <w:color w:val="1A1A1A"/>
+                <w:sz w:val="19"/>
+              </w:rPr>
+              <w:t>portability</w:t>
+            </w:r>
+          </w:p>
+        </w:tc>
+        <w:tc>
+          <w:tcPr>
+            <w:tcW w:type="dxa" w:w="7200"/>
+            <w:vAlign w:val="center"/>
+            <w:shd w:val="clear" w:color="auto" w:fill="eaf2f8"/>
+            <w:tcBorders>
+              <w:top w:val="single" w:sz="4" w:space="0" w:color="cccccc"/>
+              <w:left w:val="single" w:sz="4" w:space="0" w:color="cccccc"/>
+              <w:bottom w:val="single" w:sz="4" w:space="0" w:color="cccccc"/>
+              <w:right w:val="single" w:sz="4" w:space="0" w:color="cccccc"/>
+            </w:tcBorders>
+          </w:tcPr>
+          <w:p>
+            <w:pPr>
+              <w:spacing w:before="60" w:after="60"/>
+            </w:pPr>
+            <w:r>
+              <w:rPr>
+                <w:color w:val="1A1A1A"/>
+                <w:sz w:val="19"/>
+              </w:rPr>
+              <w:t>P1 preserved; no Claude-Code-only or platform-specific identifiers added; abstract tool descriptions retained</w:t>
+            </w:r>
+          </w:p>
+        </w:tc>
+      </w:tr>
+      <w:tr>
+        <w:tc>
+          <w:tcPr>
+            <w:tcW w:type="dxa" w:w="2304"/>
+            <w:vAlign w:val="center"/>
+            <w:tcBorders>
+              <w:top w:val="single" w:sz="4" w:space="0" w:color="cccccc"/>
+              <w:left w:val="single" w:sz="4" w:space="0" w:color="cccccc"/>
+              <w:bottom w:val="single" w:sz="4" w:space="0" w:color="cccccc"/>
+              <w:right w:val="single" w:sz="4" w:space="0" w:color="cccccc"/>
+            </w:tcBorders>
+          </w:tcPr>
+          <w:p>
+            <w:pPr>
+              <w:spacing w:before="60" w:after="60"/>
+            </w:pPr>
+            <w:r>
+              <w:rPr>
+                <w:color w:val="1A1A1A"/>
+                <w:sz w:val="19"/>
+              </w:rPr>
+              <w:t>eu_ai_act_drift</w:t>
+            </w:r>
+          </w:p>
+        </w:tc>
+        <w:tc>
+          <w:tcPr>
+            <w:tcW w:type="dxa" w:w="7200"/>
+            <w:vAlign w:val="center"/>
+            <w:tcBorders>
+              <w:top w:val="single" w:sz="4" w:space="0" w:color="cccccc"/>
+              <w:left w:val="single" w:sz="4" w:space="0" w:color="cccccc"/>
+              <w:bottom w:val="single" w:sz="4" w:space="0" w:color="cccccc"/>
+              <w:right w:val="single" w:sz="4" w:space="0" w:color="cccccc"/>
+            </w:tcBorders>
+          </w:tcPr>
+          <w:p>
+            <w:pPr>
+              <w:spacing w:before="60" w:after="60"/>
+            </w:pPr>
+            <w:r>
+              <w:rPr>
+                <w:color w:val="1A1A1A"/>
+                <w:sz w:val="19"/>
+              </w:rPr>
+              <w:t>audit/eu_ai_act_mapping.md coverage not weakened; checklist links intact; risk class not lowered without decisions.md rationale</w:t>
+            </w:r>
+          </w:p>
+        </w:tc>
+      </w:tr>
+      <w:tr>
+        <w:tc>
+          <w:tcPr>
+            <w:tcW w:type="dxa" w:w="2304"/>
+            <w:vAlign w:val="center"/>
+            <w:shd w:val="clear" w:color="auto" w:fill="eaf2f8"/>
+            <w:tcBorders>
+              <w:top w:val="single" w:sz="4" w:space="0" w:color="cccccc"/>
+              <w:left w:val="single" w:sz="4" w:space="0" w:color="cccccc"/>
+              <w:bottom w:val="single" w:sz="4" w:space="0" w:color="cccccc"/>
+              <w:right w:val="single" w:sz="4" w:space="0" w:color="cccccc"/>
+            </w:tcBorders>
+          </w:tcPr>
+          <w:p>
+            <w:pPr>
+              <w:spacing w:before="60" w:after="60"/>
+            </w:pPr>
+            <w:r>
+              <w:rPr>
+                <w:color w:val="1A1A1A"/>
+                <w:sz w:val="19"/>
+              </w:rPr>
+              <w:t>memory_integrity</w:t>
+            </w:r>
+          </w:p>
+        </w:tc>
+        <w:tc>
+          <w:tcPr>
+            <w:tcW w:type="dxa" w:w="7200"/>
+            <w:vAlign w:val="center"/>
+            <w:shd w:val="clear" w:color="auto" w:fill="eaf2f8"/>
+            <w:tcBorders>
+              <w:top w:val="single" w:sz="4" w:space="0" w:color="cccccc"/>
+              <w:left w:val="single" w:sz="4" w:space="0" w:color="cccccc"/>
+              <w:bottom w:val="single" w:sz="4" w:space="0" w:color="cccccc"/>
+              <w:right w:val="single" w:sz="4" w:space="0" w:color="cccccc"/>
+            </w:tcBorders>
+          </w:tcPr>
+          <w:p>
+            <w:pPr>
+              <w:spacing w:before="60" w:after="60"/>
+            </w:pPr>
+            <w:r>
+              <w:rPr>
+                <w:color w:val="1A1A1A"/>
+                <w:sz w:val="19"/>
+              </w:rPr>
+              <w:t>no entries added without explicit learn_in_system=Y; index ↔ files coherent; 4-type taxonomy respected</w:t>
+            </w:r>
+          </w:p>
+        </w:tc>
+      </w:tr>
+    </w:tbl>
+    <w:p>
+      <w:pPr>
+        <w:spacing w:after="160" w:line="312" w:lineRule="auto"/>
+        <w:jc w:val="both"/>
+      </w:pPr>
+      <w:r>
+        <w:rPr>
+          <w:b w:val="0"/>
+          <w:i w:val="0"/>
+          <w:color w:val="1A1A1A"/>
+          <w:sz w:val="22"/>
+        </w:rPr>
+      </w:r>
+    </w:p>
+    <w:p>
+      <w:pPr>
+        <w:spacing w:after="160" w:line="312" w:lineRule="auto"/>
+        <w:jc w:val="both"/>
+      </w:pPr>
+      <w:r>
+        <w:rPr>
+          <w:b w:val="0"/>
+          <w:i w:val="0"/>
+          <w:color w:val="1A1A1A"/>
+          <w:sz w:val="22"/>
+        </w:rPr>
+        <w:t>The post-consensus HITL gate is the operational point where the system stops being automated. The user sees a per-row verdict matrix (5 columns × proposal rows) and chooses [A] approve all APPROVED rows; [B] approve a subset (the user lists row_ids); [C] reject the entire batch; [D] send back to phase 13.5 with notes. On approval, corrections.status='approved' is set in a single transaction. On rejection, the proposal is archived and the rows return to status='rejected'. On send-back, statuses remain pending_review and the proposal is marked for redraft.</w:t>
+      </w:r>
+    </w:p>
+    <w:p>
+      <w:pPr>
+        <w:keepNext/>
+        <w:spacing w:before="240" w:after="240"/>
+      </w:pPr>
+      <w:r>
+        <w:rPr>
+          <w:rFonts w:ascii="Calibri" w:hAnsi="Calibri"/>
+          <w:b/>
+          <w:color w:val="0E2A47"/>
+          <w:sz w:val="32"/>
+        </w:rPr>
+        <w:t>6.5  Cross-phase · Adaptive Audit Meta-Validator</w:t>
+      </w:r>
+    </w:p>
+    <w:p>
+      <w:pPr>
+        <w:spacing w:after="160" w:line="312" w:lineRule="auto"/>
+        <w:jc w:val="both"/>
+      </w:pPr>
+      <w:r>
+        <w:rPr>
+          <w:b w:val="0"/>
+          <w:i w:val="0"/>
+          <w:color w:val="1A1A1A"/>
+          <w:sz w:val="22"/>
+        </w:rPr>
+        <w:t>The adaptive_audit_meta prompt is the general engine that prompts 6.2 and 6.4 specialise. It fires at the end of every task and every session — in both the generator (per-phase) and the inherited child orchestrator. Where the improvement jury at §6.4 uses a fixed five-axis panel for one specific kind of audit, the meta-validator computes how many auditors are needed (3–10) from a calibrated importance score and freshly composes each auditor via prompt-architect with a persona that is an actual expert in the thing being audited.</w:t>
+      </w:r>
+    </w:p>
+    <w:p>
+      <w:pPr>
+        <w:jc w:val="center"/>
+      </w:pPr>
+      <w:r>
+        <w:drawing>
+          <wp:inline xmlns:a="http://schemas.openxmlformats.org/drawingml/2006/main" xmlns:pic="http://schemas.openxmlformats.org/drawingml/2006/picture">
+            <wp:extent cx="5943600" cy="3696020"/>
+            <wp:docPr id="14" name="Picture 14"/>
+            <wp:cNvGraphicFramePr>
+              <a:graphicFrameLocks noChangeAspect="1"/>
+            </wp:cNvGraphicFramePr>
+            <a:graphic>
+              <a:graphicData uri="http://schemas.openxmlformats.org/drawingml/2006/picture">
+                <pic:pic>
+                  <pic:nvPicPr>
+                    <pic:cNvPr id="0" name="13_v02_adaptive_meta.png"/>
+                    <pic:cNvPicPr/>
+                  </pic:nvPicPr>
+                  <pic:blipFill>
+                    <a:blip r:embed="rId22"/>
+                    <a:stretch>
+                      <a:fillRect/>
+                    </a:stretch>
+                  </pic:blipFill>
+                  <pic:spPr>
+                    <a:xfrm>
+                      <a:off x="0" y="0"/>
+                      <a:ext cx="5943600" cy="3696020"/>
+                    </a:xfrm>
+                    <a:prstGeom prst="rect"/>
+                  </pic:spPr>
+                </pic:pic>
+              </a:graphicData>
+            </a:graphic>
+          </wp:inline>
+        </w:drawing>
+      </w:r>
+    </w:p>
+    <w:p>
+      <w:pPr>
+        <w:spacing w:before="40" w:after="280"/>
+        <w:jc w:val="center"/>
+      </w:pPr>
+      <w:r>
+        <w:rPr>
+          <w:i/>
+          <w:color w:val="3A4A5E"/>
+          <w:sz w:val="19"/>
+        </w:rPr>
+        <w:t>Figure 14 · Adaptive audit meta-validator. The orchestrator passes a scope envelope (task or session). The meta-validator computes an importance score (0–100) from eu_risk × touched_modules × artifacts_in_scope, then derives n_auditors via round(importance/10) clamped to [3, 10]. Each auditor is freshly composed via prompt-architect with a persona TAILORED to the scope and its own KPI block. The panel runs in parallel and produces findings on two separate paths: errors (must address) and improvements (queued for phase 13.5).</w:t>
+      </w:r>
+    </w:p>
+    <w:p>
+      <w:pPr>
+        <w:spacing w:after="160" w:line="312" w:lineRule="auto"/>
+        <w:jc w:val="both"/>
+      </w:pPr>
+      <w:r>
+        <w:rPr>
+          <w:b w:val="0"/>
+          <w:i w:val="0"/>
+          <w:color w:val="1A1A1A"/>
+          <w:sz w:val="22"/>
+        </w:rPr>
+        <w:t>The importance score is calibrated:</w:t>
+      </w:r>
+    </w:p>
+    <w:p>
+      <w:pPr>
+        <w:spacing w:before="160" w:after="200"/>
+        <w:ind w:left="227" w:right="227"/>
+        <w:shd w:val="clear" w:color="auto" w:fill="eaf2f8"/>
+        <w:pBdr>
+          <w:left w:val="single" w:sz="24" w:space="4" w:color="0e2a47"/>
+        </w:pBdr>
+      </w:pPr>
+      <w:r>
+        <w:rPr>
+          <w:i/>
+          <w:color w:val="3A4A5E"/>
+          <w:sz w:val="21"/>
+        </w:rPr>
+        <w:t>importance =  (eu_risk == high ? 30 : limited ? 15 : 5)</w:t>
+        <w:br/>
+        <w:t xml:space="preserve">             + (touches safety_floor ? 20 : 0)</w:t>
+        <w:br/>
+        <w:t xml:space="preserve">             + (touches calibration ? 15 : 0)</w:t>
+        <w:br/>
+        <w:t xml:space="preserve">             + (touches memory ? 15 : 0)</w:t>
+        <w:br/>
+        <w:t xml:space="preserve">             + (touches prompt_architect_floor ? 15 : 0)</w:t>
+        <w:br/>
+        <w:t xml:space="preserve">             + (touches HITL_logic ? 15 : 0)</w:t>
+        <w:br/>
+        <w:t xml:space="preserve">             + (touches eu_ai_act_mapping ? 10 : 0)</w:t>
+        <w:br/>
+        <w:t xml:space="preserve">             + ceil(artifacts_in_scope / 5)</w:t>
+        <w:br/>
+        <w:t xml:space="preserve">             clamp [0, 100]</w:t>
+        <w:br/>
+        <w:t>n_auditors = clamp(3, round(importance / 10), 10)</w:t>
+      </w:r>
+    </w:p>
+    <w:p>
+      <w:pPr>
+        <w:spacing w:after="160" w:line="312" w:lineRule="auto"/>
+        <w:jc w:val="both"/>
+      </w:pPr>
+      <w:r>
+        <w:rPr>
+          <w:b w:val="0"/>
+          <w:i w:val="0"/>
+          <w:color w:val="1A1A1A"/>
+          <w:sz w:val="22"/>
+        </w:rPr>
+        <w:t>Examples calibrated against the v0.2.0 pilot: renaming a documentation heading produces importance ≈ 5 → n=3; updating a calibration scan produces importance ≈ 50 → n=5; editing the master orchestrator's HITL logic in a high-risk healthcare project produces importance ≈ 80 → n=8; scaffolding a fresh high-risk healthcare child produces importance ≈ 95 → n=10.</w:t>
+      </w:r>
+    </w:p>
+    <w:p>
+      <w:pPr>
+        <w:spacing w:after="160" w:line="312" w:lineRule="auto"/>
+        <w:jc w:val="both"/>
+      </w:pPr>
+      <w:r>
+        <w:rPr>
+          <w:b w:val="0"/>
+          <w:i w:val="0"/>
+          <w:color w:val="1A1A1A"/>
+          <w:sz w:val="22"/>
+        </w:rPr>
+        <w:t>The persona library is illustrative rather than exhaustive — Factory may compose any plausible expert whose lens is necessary for the scope. The reflection step explicitly checks for generic personas (slugs containing 'generic_*') and triggers re-composition (maximum 3 retries). This is what keeps the panel adaptive in practice rather than just in name.</w:t>
+      </w:r>
+    </w:p>
+    <w:p>
+      <w:pPr>
+        <w:spacing w:after="160" w:line="312" w:lineRule="auto"/>
+        <w:jc w:val="both"/>
+      </w:pPr>
+      <w:r>
+        <w:rPr>
+          <w:b w:val="0"/>
+          <w:i w:val="0"/>
+          <w:color w:val="1A1A1A"/>
+          <w:sz w:val="22"/>
+        </w:rPr>
+        <w:t>Findings split into two consensus paths. On the error path, any auditor with confidence ≥70% on a finding makes that finding a BLOCKER — the orchestrator pauses the next task until the blocker is addressed. Two auditors with confidence 50–69% on the same group make it a WARNING that surfaces at the next HITL gate. Anything weaker is logged but not actioned. On the improvement path, the consensus rule blends weighted-mean confidence with spread: weighted-mean ≥70% with spread ≤30 percentage points queues the row for HITL review at phase 13.5; weighted-mean ≥70% with spread &gt;30 surfaces immediately as DISSENT_HITL_NOW; everything else defers.</w:t>
+      </w:r>
+    </w:p>
+    <w:p>
+      <w:pPr>
+        <w:spacing w:before="160" w:after="200"/>
+        <w:ind w:left="227" w:right="227"/>
+        <w:shd w:val="clear" w:color="auto" w:fill="fff7d6"/>
+        <w:pBdr>
+          <w:left w:val="single" w:sz="24" w:space="4" w:color="c9a227"/>
+        </w:pBdr>
+      </w:pPr>
+      <w:r>
+        <w:rPr>
+          <w:i/>
+          <w:color w:val="3A4A5E"/>
+          <w:sz w:val="21"/>
+        </w:rPr>
+        <w:t>Why dynamic n_auditors? The historical fixed-N model treated every audit the same. v0.2.0 makes audit depth proportional to risk: the structural-consistency formula loads on artifacts × audit gap × eu_risk; the adaptive-meta formula loads on eu_risk × touched modules × artifacts in scope. Both clamp at [3, 10] — the lower bound protects against under-audit on small scopes; the upper bound caps cost. The improvement-jury at 13.7 remains intentionally fixed at 5 (the five axes that protect the system's invariants).</w:t>
+      </w:r>
+    </w:p>
+    <w:p>
+      <w:pPr>
+        <w:spacing w:after="160" w:line="312" w:lineRule="auto"/>
+        <w:jc w:val="both"/>
+      </w:pPr>
+      <w:r>
+        <w:rPr>
+          <w:b w:val="0"/>
+          <w:i w:val="0"/>
+          <w:color w:val="1A1A1A"/>
+          <w:sz w:val="22"/>
+        </w:rPr>
+        <w:t>Together, the four new phases plus the adaptive cross-phase hook form what the meta-skill documents call 'a meta-generator of validation-layer auditors inside the meta-generator of AI architectures'. The intent is that audit depth, audit composition, and audit discipline all become first-class outputs of the system rather than fixed conventions baked at design time.</w:t>
+      </w:r>
+    </w:p>
+    <w:p>
+      <w:r>
+        <w:br w:type="page"/>
+      </w:r>
+    </w:p>
+    <w:p>
+      <w:pPr>
+        <w:keepNext/>
+        <w:spacing w:before="360" w:after="240"/>
+        <w:pBdr>
+          <w:bottom w:val="single" w:sz="6" w:space="4" w:color="0e2a47"/>
+        </w:pBdr>
+      </w:pPr>
+      <w:r>
+        <w:rPr>
+          <w:rFonts w:ascii="Calibri" w:hAnsi="Calibri"/>
+          <w:b/>
+          <w:color w:val="0E2A47"/>
+          <w:sz w:val="48"/>
+        </w:rPr>
+        <w:t>7. Conclusions</w:t>
       </w:r>
     </w:p>
     <w:p>
@@ -3980,7 +5203,7 @@
           <w:color w:val="0E2A47"/>
           <w:sz w:val="48"/>
         </w:rPr>
-        <w:t>7. Strengths and Limitations</w:t>
+        <w:t>8. Strengths and Limitations</w:t>
       </w:r>
     </w:p>
     <w:p>
@@ -3995,7 +5218,7 @@
           <w:color w:val="0E2A47"/>
           <w:sz w:val="32"/>
         </w:rPr>
-        <w:t>7.1  Strengths</w:t>
+        <w:t>8.1  Strengths</w:t>
       </w:r>
     </w:p>
     <w:p>
@@ -4195,7 +5418,7 @@
           <w:color w:val="0E2A47"/>
           <w:sz w:val="32"/>
         </w:rPr>
-        <w:t>7.2  Limitations</w:t>
+        <w:t>8.2  Limitations</w:t>
       </w:r>
     </w:p>
     <w:p>
@@ -4395,7 +5618,7 @@
           <w:color w:val="0E2A47"/>
           <w:sz w:val="32"/>
         </w:rPr>
-        <w:t>7.3  Need for Domain-Specific Review and Validation</w:t>
+        <w:t>8.3  Need for Domain-Specific Review and Validation</w:t>
       </w:r>
     </w:p>
     <w:p>
@@ -5026,7 +6249,7 @@
           <w:color w:val="0E2A47"/>
           <w:sz w:val="48"/>
         </w:rPr>
-        <w:t>8. Final Conclusion</w:t>
+        <w:t>9. Final Conclusion</w:t>
       </w:r>
     </w:p>
     <w:p>
@@ -5094,7 +6317,7 @@
           <w:color w:val="0E2A47"/>
           <w:sz w:val="48"/>
         </w:rPr>
-        <w:t>9. References</w:t>
+        <w:t>10. References</w:t>
       </w:r>
     </w:p>
     <w:p>
@@ -5266,7 +6489,7 @@
       </w:r>
     </w:p>
     <w:sectPr>
-      <w:footerReference w:type="default" r:id="rId19"/>
+      <w:footerReference w:type="default" r:id="rId23"/>
       <w:pgSz w:w="11906" w:h="16838"/>
       <w:pgMar w:top="1134" w:right="1247" w:bottom="1134" w:left="1247" w:header="720" w:footer="720" w:gutter="0"/>
       <w:cols w:space="720"/>
